--- a/backend/app/static/proposals/3adf55c7-e7a9-4013-832c-5e55093c813a.docx
+++ b/backend/app/static/proposals/3adf55c7-e7a9-4013-832c-5e55093c813a.docx
@@ -71,22 +71,22 @@
     </w:p>
     <w:p>
       <w:r>
-        <w:t>Technology service providers often experience significant effort leakage during the pre-sales lifecycle because client requirements, estimation logic, proposal preparation, resource planning, and stakeholder communication are handled across disconnected tools and manual workflows. The Pre-Sales AI Platform addresses this challenge by centralizing requirement intake, intelligent analysis, proposal generation, collaboration, administrative review, and decision support within a single cloud-based operating model. The solution is required to improve estimation consistency, reduce proposal turnaround time, and provide leadership teams with a controlled, auditable mechanism for managing pre-sales opportunities from initial client submission through internal review and final proposal decisioning.</w:t>
+        <w:t>Technology service providers frequently experience delays and inconsistency during the pre-sales lifecycle because project requirements, budget estimates, timeline assumptions, technology recommendations, and resource planning are often handled through fragmented communication channels and manual spreadsheet-driven analysis. The Pre-Sales AI Platform addresses this business challenge by establishing a centralized, cloud-based operating model where clients can submit structured project requirements, internal teams can collaborate in real time, and decision makers can review Artificial Intelligence (AI)-assisted recommendations before formal proposal creation and approval.</w:t>
       </w:r>
     </w:p>
     <w:p>
       <w:r>
-        <w:t>Artificial Intelligence (AI), delivered through the OpenAI Application Programming Interface (API), will strengthen the pre-sales process by interpreting client-provided requirements, identifying delivery complexity, recommending suitable technology stacks, estimating budgets and timelines, and suggesting resource allocations based on defined business logic and available resource data. This AI-assisted workflow will not replace commercial governance; instead, it will accelerate analysis while enabling employees, administrators, and super administrators to validate, refine, approve, and communicate recommendations through structured collaboration and real-time chat.</w:t>
+        <w:t>The proposed solution is required to reduce dependency on manual estimation, improve response quality, and accelerate proposal turnaround without compromising governance or commercial accuracy. By using the OpenAI Application Programming Interface (OpenAI API), the platform will analyze client inputs, interpret functional and technical needs, and generate initial recommendations for estimated budget, delivery timeline, technology stack, and resource allocation. These AI-generated outputs will be supported by configurable business rules, administrative review workflows, and role-based access controls so that the final proposal remains accountable, auditable, and aligned with organizational delivery standards.</w:t>
       </w:r>
     </w:p>
     <w:p>
       <w:r>
-        <w:t>The expected business outcomes include faster response cycles for client inquiries, improved estimation quality, reduced dependency on manual spreadsheet-based calculations, better utilization visibility across delivery resources, and a more professional proposal management experience for both internal teams and clients. The platform will be designed with role-based access control, structured data persistence in PostgreSQL, maintainable service-oriented backend design using FastAPI, and a responsive React frontend that supports scalable user experiences across client, employee, admin, and super admin personas.</w:t>
+        <w:t>The expected business outcomes include faster pre-sales cycle times, improved consistency of proposal outputs, enhanced client engagement, better utilization visibility across available resources, and stronger collaboration among clients, employees, administrators, and super administrators. The platform will be designed with scalability, maintainability, and security as core principles, using React for a responsive user experience, FastAPI for modular backend services, PostgreSQL for structured business data, and controlled integration with AI services for intelligent recommendation generation.</w:t>
       </w:r>
     </w:p>
     <w:p>
       <w:r>
-        <w:t>The implementation strategy will follow modern software engineering practices, including modular architecture, iterative delivery, secure authentication patterns, automated and manual quality assurance, Application Programming Interface (API) validation, and deployment readiness activities. The Proof of Concept will establish the complete functional foundation for requirement submission, AI-powered estimation, proposal lifecycle management, real-time collaboration, administration, and reporting, while preserving a scalable architecture that can later support advanced analytics, Customer Relationship Management integration, document automation, and enterprise governance workflows.</w:t>
+        <w:t>Implementation will follow modern software engineering practices, including iterative delivery, modular architecture, secure Application Programming Interface (API) design, automated and manual quality assurance, environment-based configuration, and deployment readiness validation. The overall implementation strategy is to deliver a full production-oriented platform across discovery, core platform development, AI recommendation enablement, collaboration workflows, testing, and deployment preparation within the planned three-month engagement.</w:t>
       </w:r>
     </w:p>
     <w:p>
@@ -107,7 +107,7 @@
         <w:pStyle w:val="ListBullet"/>
       </w:pPr>
       <w:r>
-        <w:t>Client requirement intake will enable clients to submit structured project details, functional expectations, preferred technologies, timeline expectations, and budget context so that the organization can convert early-stage opportunities into standardized pre-sales records.</w:t>
+        <w:t>Client requirement submission: The platform will allow clients to submit structured project information, including business objectives, functional needs, preferred technologies, budget constraints, and expected timelines, so that the pre-sales team receives consistent and analyzable input from the beginning of the engagement.</w:t>
       </w:r>
     </w:p>
     <w:p>
@@ -115,7 +115,7 @@
         <w:pStyle w:val="ListBullet"/>
       </w:pPr>
       <w:r>
-        <w:t>The user workflow will begin with authenticated access, continue through requirement submission or review, trigger backend processing and Artificial Intelligence (AI) analysis, generate recommended estimates, support employee and administrator refinement, and conclude with proposal visibility, collaboration, and decision tracking.</w:t>
+        <w:t>AI-assisted proposal intelligence: The system will use the OpenAI Application Programming Interface (OpenAI API) to analyze submitted requirements and generate recommended project budgets, delivery timelines, technology stacks, and resource allocation suggestions, with outputs designed for review rather than unmanaged automatic approval.</w:t>
       </w:r>
     </w:p>
     <w:p>
@@ -123,7 +123,7 @@
         <w:pStyle w:val="ListBullet"/>
       </w:pPr>
       <w:r>
-        <w:t>The major modules will include a client portal, employee workspace, administrator dashboard, super administrator control area, proposal management module, AI estimation module, resource allocation module, real-time chat module, reporting view, and configuration-driven administrative features.</w:t>
+        <w:t>User workflow: A client will authenticate, submit project requirements, receive AI-assisted preliminary proposal insights, collaborate with employees through real-time chat, and review proposal updates, while employees and administrators refine estimates, validate resource allocations, manage proposal status, and prepare the final recommendation for decision-making.</w:t>
       </w:r>
     </w:p>
     <w:p>
@@ -131,7 +131,7 @@
         <w:pStyle w:val="ListBullet"/>
       </w:pPr>
       <w:r>
-        <w:t>The Artificial Intelligence capabilities will use the OpenAI Application Programming Interface (API) to analyze submitted requirements, summarize scope, recommend technology options, estimate implementation timeline, support budget generation, and assist with resource allocation recommendations based on defined estimation logic.</w:t>
+        <w:t>Major modules: The solution will include a client portal, employee workspace, administrator dashboard, super administrator governance area, project requirement management module, AI recommendation engine, proposal management module, resource allocation view, real-time collaboration interface, and reporting dashboard.</w:t>
       </w:r>
     </w:p>
     <w:p>
@@ -139,7 +139,7 @@
         <w:pStyle w:val="ListBullet"/>
       </w:pPr>
       <w:r>
-        <w:t>Authentication and authorization will be implemented through role-based access control so that clients, employees, admins, and super admins can access only the workflows, records, conversations, and administrative functions relevant to their responsibilities.</w:t>
+        <w:t>Authentication and authorization: The platform will implement role-based access control for clients, employees, administrators, and super administrators so that each user group can access only the functions, data, and decisions appropriate to its responsibility within the pre-sales lifecycle.</w:t>
       </w:r>
     </w:p>
     <w:p>
@@ -147,7 +147,7 @@
         <w:pStyle w:val="ListBullet"/>
       </w:pPr>
       <w:r>
-        <w:t>Resource allocation functionality will use available resource information, role requirements, skill alignment, estimated effort, and budget constraints to present realistic staffing recommendations for pre-sales evaluation and proposal preparation.</w:t>
+        <w:t>Resource allocation: Available resource information will be used to support realistic allocation planning, including role mapping, skill alignment, estimated effort, and proposal-level resource visibility for internal teams before client-facing proposal finalization.</w:t>
       </w:r>
     </w:p>
     <w:p>
@@ -155,7 +155,7 @@
         <w:pStyle w:val="ListBullet"/>
       </w:pPr>
       <w:r>
-        <w:t>The proposal generation workflow will convert client requirements and AI-generated recommendations into structured proposal information covering scope, cost, duration, technology stack, delivery phases, assumptions, risks, and resource allocation for review and refinement by internal users.</w:t>
+        <w:t>Proposal generation workflow: Submitted requirements will be processed by the backend service, stored in PostgreSQL, analyzed through the AI service, converted into structured proposal recommendations, reviewed by authorized employees or administrators, and then finalized for client discussion or approval.</w:t>
       </w:r>
     </w:p>
     <w:p>
@@ -163,7 +163,7 @@
         <w:pStyle w:val="ListBullet"/>
       </w:pPr>
       <w:r>
-        <w:t>Reporting capabilities will provide visibility into submitted requirements, generated proposals, estimated budgets, proposed timelines, resource allocation patterns, proposal statuses, and administrative decision points to support operational governance.</w:t>
+        <w:t>Real-time collaboration: Clients, employees, administrators, and super administrators will be able to communicate through a real-time chat and collaboration workflow that supports faster clarification, requirement refinement, proposal discussion, and decision traceability.</w:t>
       </w:r>
     </w:p>
     <w:p>
@@ -171,7 +171,7 @@
         <w:pStyle w:val="ListBullet"/>
       </w:pPr>
       <w:r>
-        <w:t>Administrative features will allow authorized users to manage user roles, review submitted opportunities, oversee AI-generated recommendations, approve or adjust proposal outputs, monitor collaboration activity, and maintain control over the pre-sales lifecycle.</w:t>
+        <w:t>Reporting and visibility: The platform will provide reporting views for proposal status, submitted requirements, AI-generated recommendations, resource allocation summaries, and administrative oversight so that leadership can monitor pre-sales activity and decision progress.</w:t>
       </w:r>
     </w:p>
     <w:p>
@@ -179,7 +179,7 @@
         <w:pStyle w:val="ListBullet"/>
       </w:pPr>
       <w:r>
-        <w:t>Integration possibilities will be preserved through a FastAPI-based backend architecture that can later support Customer Relationship Management platforms, document generation services, email notification services, calendar systems, enterprise identity providers, and third-party project management tools.</w:t>
+        <w:t>Administrative features: Administrators and super administrators will manage users, roles, proposal review status, access permissions, and governance activities, ensuring that AI-generated recommendations are controlled through appropriate business review and approval mechanisms.</w:t>
       </w:r>
     </w:p>
     <w:p>
@@ -187,7 +187,15 @@
         <w:pStyle w:val="ListBullet"/>
       </w:pPr>
       <w:r>
-        <w:t>Future scalability will be supported through a modular React frontend, PostgreSQL relational data model, clearly separated backend services, and AI service abstraction so that the platform can evolve from Proof of Concept to production-grade enterprise capability without requiring a full architectural redesign.</w:t>
+        <w:t>Integration possibilities: The architecture will allow future integration with customer relationship management systems, enterprise resource planning systems, human resource management systems, notification services, document generation tools, and additional third-party APIs as the pre-sales process matures.</w:t>
+      </w:r>
+    </w:p>
+    <w:p>
+      <w:pPr>
+        <w:pStyle w:val="ListBullet"/>
+      </w:pPr>
+      <w:r>
+        <w:t>Future scalability: The platform will be designed as a modular application so that additional AI models, proposal templates, estimation rules, analytics dashboards, and enterprise integrations can be introduced without requiring a full platform redesign.</w:t>
       </w:r>
     </w:p>
     <w:p>
@@ -575,7 +583,9 @@
             </w:tcMar>
           </w:tcPr>
           <w:p>
-            <w:r/>
+            <w:r>
+              <w:t>Role-Based Access Control</w:t>
+            </w:r>
           </w:p>
         </w:tc>
         <w:tc>
@@ -623,7 +633,9 @@
             </w:tcMar>
           </w:tcPr>
           <w:p>
-            <w:r/>
+            <w:r>
+              <w:t>PostgreSQL</w:t>
+            </w:r>
           </w:p>
         </w:tc>
         <w:tc>
@@ -671,7 +683,9 @@
             </w:tcMar>
           </w:tcPr>
           <w:p>
-            <w:r/>
+            <w:r>
+              <w:t>CI/CD</w:t>
+            </w:r>
           </w:p>
         </w:tc>
         <w:tc>
@@ -710,7 +724,7 @@
       <w:r>
         <w:drawing>
           <wp:inline xmlns:a="http://schemas.openxmlformats.org/drawingml/2006/main" xmlns:pic="http://schemas.openxmlformats.org/drawingml/2006/picture">
-            <wp:extent cx="5486400" cy="9534293"/>
+            <wp:extent cx="5486400" cy="6734075"/>
             <wp:docPr id="1" name="Picture 1"/>
             <wp:cNvGraphicFramePr>
               <a:graphicFrameLocks noChangeAspect="1"/>
@@ -719,7 +733,7 @@
               <a:graphicData uri="http://schemas.openxmlformats.org/drawingml/2006/picture">
                 <pic:pic>
                   <pic:nvPicPr>
-                    <pic:cNvPr id="0" name="temp_mermaid_471e6e99c810457fa19dc9743fba637a.jpg"/>
+                    <pic:cNvPr id="0" name="temp_mermaid_050b249063c1453d83e5030f1a3b68b4.jpg"/>
                     <pic:cNvPicPr/>
                   </pic:nvPicPr>
                   <pic:blipFill>
@@ -731,7 +745,7 @@
                   <pic:spPr>
                     <a:xfrm>
                       <a:off x="0" y="0"/>
-                      <a:ext cx="5486400" cy="9534293"/>
+                      <a:ext cx="5486400" cy="6734075"/>
                     </a:xfrm>
                     <a:prstGeom prst="rect"/>
                   </pic:spPr>
@@ -855,7 +869,7 @@
           </w:tcPr>
           <w:p>
             <w:r>
-              <w:t>Phase 1: Discovery, Solution Architecture, and Experience Design</w:t>
+              <w:t>Phase 1: Discovery, Architecture, and Experience Foundation</w:t>
             </w:r>
           </w:p>
         </w:tc>
@@ -887,7 +901,7 @@
           </w:tcPr>
           <w:p>
             <w:r>
-              <w:t>Validated functional requirements, role-based workflow definition, solution architecture, PostgreSQL data model, user journey maps, screen-level design direction, Artificial Intelligence estimation approach, and implementation backlog aligned to the Pre-Sales AI Platform objectives.</w:t>
+              <w:t>Validated functional scope, user role model, solution architecture, database design, React application foundation, FastAPI service structure, authentication approach, and initial user interface flows for client, employee, administrator, and super administrator journeys.</w:t>
             </w:r>
           </w:p>
         </w:tc>
@@ -905,7 +919,7 @@
           </w:tcPr>
           <w:p>
             <w:r>
-              <w:t>Phase 2: Core Platform Development and Artificial Intelligence Integration</w:t>
+              <w:t>Phase 2: Core Platform Development and AI Recommendation Enablement</w:t>
             </w:r>
           </w:p>
         </w:tc>
@@ -937,7 +951,7 @@
           </w:tcPr>
           <w:p>
             <w:r>
-              <w:t>React-based client and internal dashboards, FastAPI backend services, PostgreSQL persistence layer, role-based access workflows, requirement submission capability, OpenAI Application Programming Interface integration, budget and timeline recommendation logic, resource allocation workflow, and initial proposal generation capability.</w:t>
+              <w:t>Working client requirement submission workflow, proposal management module, PostgreSQL-backed project and user data model, OpenAI API integration for budget, timeline, technology stack, and resource recommendation generation, and internal review capabilities for employees and administrators.</w:t>
             </w:r>
           </w:p>
         </w:tc>
@@ -955,7 +969,7 @@
           </w:tcPr>
           <w:p>
             <w:r>
-              <w:t>Phase 3: Collaboration, Quality Assurance, Stabilization, and Deployment Readiness</w:t>
+              <w:t>Phase 3: Collaboration, Reporting, Testing, and Deployment Readiness</w:t>
             </w:r>
           </w:p>
         </w:tc>
@@ -987,7 +1001,7 @@
           </w:tcPr>
           <w:p>
             <w:r>
-              <w:t>Real-time chat and collaboration workflows, administrative review and approval features, reporting views, end-to-end testing, regression testing, user acceptance testing support, defect remediation, deployment readiness validation, and final Proof of Concept handover documentation.</w:t>
+              <w:t>Real-time collaboration workflow, administrative governance features, reporting dashboards, end-to-end quality assurance validation, regression testing, user acceptance testing support, production deployment preparation, and final knowledge transfer documentation.</w:t>
             </w:r>
           </w:p>
         </w:tc>
@@ -1025,7 +1039,7 @@
         <w:pStyle w:val="ListBullet"/>
       </w:pPr>
       <w:r>
-        <w:t>The client will provide timely access to business stakeholders who can validate pre-sales workflows, approval responsibilities, estimation rules, proposal formats, and resource allocation expectations throughout the project lifecycle.</w:t>
+        <w:t>The client will provide timely access to business stakeholders who can validate pre-sales workflows, approval rules, proposal formats, and estimation criteria throughout the engagement.</w:t>
       </w:r>
     </w:p>
     <w:p>
@@ -1033,7 +1047,7 @@
         <w:pStyle w:val="ListBullet"/>
       </w:pPr>
       <w:r>
-        <w:t>The client will provide sample historical proposal data, estimation examples, resource profiles, and representative project requirement scenarios to calibrate the Artificial Intelligence-assisted recommendation approach.</w:t>
+        <w:t>The client will confirm the final user roles, permissions, and governance hierarchy for clients, employees, administrators, and super administrators before full development of role-based access control.</w:t>
       </w:r>
     </w:p>
     <w:p>
@@ -1041,7 +1055,7 @@
         <w:pStyle w:val="ListBullet"/>
       </w:pPr>
       <w:r>
-        <w:t>The required hosting environment, network permissions, domain configuration, and environment access will be made available in time to support development, testing, and deployment readiness activities.</w:t>
+        <w:t>The client will provide representative historical proposal examples, estimation references, resource categories, and technology recommendation criteria to improve the relevance of AI-assisted outputs.</w:t>
       </w:r>
     </w:p>
     <w:p>
@@ -1049,7 +1063,7 @@
         <w:pStyle w:val="ListBullet"/>
       </w:pPr>
       <w:r>
-        <w:t>Third-party service access, including the OpenAI Application Programming Interface, will be provisioned by the client or approved for use with the necessary credentials, usage limits, billing arrangements, and security controls.</w:t>
+        <w:t>The OpenAI Application Programming Interface account, usage limits, billing model, and security approvals will be made available in time for integration and testing activities.</w:t>
       </w:r>
     </w:p>
     <w:p>
@@ -1057,7 +1071,7 @@
         <w:pStyle w:val="ListBullet"/>
       </w:pPr>
       <w:r>
-        <w:t>Artificial Intelligence model outputs will be treated as decision-support recommendations that require internal review and approval before being presented as final commercial commitments to clients.</w:t>
+        <w:t>The testing environment will be available with sufficient data, user accounts, and access permissions to support functional testing, Application Programming Interface testing, regression testing, and user acceptance testing.</w:t>
       </w:r>
     </w:p>
     <w:p>
@@ -1065,7 +1079,7 @@
         <w:pStyle w:val="ListBullet"/>
       </w:pPr>
       <w:r>
-        <w:t>Stakeholders responsible for user acceptance testing will be available during the final project phase to review workflows, validate role permissions, test proposal outputs, and confirm business readiness.</w:t>
+        <w:t>Third-party integrations beyond OpenAI API, PostgreSQL, React, and FastAPI are not included unless they are formally approved through scope control and implementation planning.</w:t>
       </w:r>
     </w:p>
     <w:p>
@@ -1073,7 +1087,7 @@
         <w:pStyle w:val="ListBullet"/>
       </w:pPr>
       <w:r>
-        <w:t>A dedicated testing environment with appropriate test data will be available so that functional testing, Application Programming Interface testing, regression testing, and user acceptance testing can be conducted without disrupting production operations.</w:t>
+        <w:t>Infrastructure decisions for hosting, environment separation, monitoring, and deployment approval will be finalized jointly before production release readiness activities.</w:t>
       </w:r>
     </w:p>
     <w:p>
@@ -1081,7 +1095,7 @@
         <w:pStyle w:val="ListBullet"/>
       </w:pPr>
       <w:r>
-        <w:t>Security and compliance approvals related to user access, data handling, Artificial Intelligence usage, and deployment will be completed within the agreed project timeline.</w:t>
+        <w:t>Security review, data handling expectations, and access approval requirements will be completed by the client within the project timeline to avoid delaying deployment preparation.</w:t>
       </w:r>
     </w:p>
     <w:p>
@@ -1089,15 +1103,7 @@
         <w:pStyle w:val="ListBullet"/>
       </w:pPr>
       <w:r>
-        <w:t>Deployment approvals, production readiness decisions, and any required infrastructure sign-offs will be provided by the client before final release or operational handover.</w:t>
-      </w:r>
-    </w:p>
-    <w:p>
-      <w:pPr>
-        <w:pStyle w:val="ListBullet"/>
-      </w:pPr>
-      <w:r>
-        <w:t>Any integrations beyond OpenAI Application Programming Interface usage, React frontend implementation, FastAPI backend services, and PostgreSQL persistence will be considered future enhancements unless explicitly approved within the current Proof of Concept scope.</w:t>
+        <w:t>Client-side reviewers will provide consolidated feedback during sprint reviews so that design and functional changes can be assessed without disrupting the agreed three-month delivery plan.</w:t>
       </w:r>
     </w:p>
     <w:p>
@@ -1118,7 +1124,7 @@
         <w:pStyle w:val="ListBullet"/>
       </w:pPr>
       <w:r>
-        <w:t>Risk: Business estimation rules may not be fully defined at the start of delivery, which could affect the accuracy of budget, timeline, and resource recommendations. Mitigation: Conduct structured discovery workshops and use sample proposal scenarios to define initial estimation logic that can be iteratively refined during development.</w:t>
+        <w:t>Risk: AI-generated estimates may not fully reflect organization-specific pricing models, delivery assumptions, or resource constraints during early iterations. Mitigation: Combine OpenAI API outputs with configurable business rules, administrator review, and validation using representative historical proposal data.</w:t>
       </w:r>
     </w:p>
     <w:p>
@@ -1126,7 +1132,7 @@
         <w:pStyle w:val="ListBullet"/>
       </w:pPr>
       <w:r>
-        <w:t>Risk: Artificial Intelligence-generated recommendations may occasionally require contextual correction because project requirements can be ambiguous or incomplete. Mitigation: Implement human review checkpoints, transparent proposal editing workflows, and administrator approval before any recommendation is finalized.</w:t>
+        <w:t>Risk: Changes in business requirements during development may affect the planned timeline and delivery sequence. Mitigation: Use controlled backlog management, sprint-based reviews, and formal impact assessment for any change that affects cost, scope, or schedule.</w:t>
       </w:r>
     </w:p>
     <w:p>
@@ -1134,7 +1140,7 @@
         <w:pStyle w:val="ListBullet"/>
       </w:pPr>
       <w:r>
-        <w:t>Risk: Changes in business requirements during development may create scope pressure within the three-month delivery timeline. Mitigation: Apply Agile sprint planning, maintain a prioritized backlog, and use formal change control for material enhancements beyond the agreed Proof of Concept scope.</w:t>
+        <w:t>Risk: Delayed stakeholder feedback may slow validation of user journeys, proposal fields, and administrative workflows. Mitigation: Establish a weekly review cadence, nominate decision owners, and maintain a shared issue and decision log.</w:t>
       </w:r>
     </w:p>
     <w:p>
@@ -1142,7 +1148,7 @@
         <w:pStyle w:val="ListBullet"/>
       </w:pPr>
       <w:r>
-        <w:t>Risk: OpenAI Application Programming Interface availability, rate limits, or usage costs may affect response times or operating assumptions. Mitigation: Design the AI integration with configurable prompts, error handling, retry logic, and clear service usage monitoring.</w:t>
+        <w:t>Risk: Role-based access requirements may become more complex as additional internal teams are identified. Mitigation: Design the authorization model with configurable roles and permissions so that future access changes can be accommodated without major rework.</w:t>
       </w:r>
     </w:p>
     <w:p>
@@ -1150,7 +1156,7 @@
         <w:pStyle w:val="ListBullet"/>
       </w:pPr>
       <w:r>
-        <w:t>Risk: Role-based access requirements may become more complex as additional organizational governance rules are identified. Mitigation: Implement a modular authorization model that supports client, employee, admin, and super admin roles while allowing future permission expansion.</w:t>
+        <w:t>Risk: OpenAI API rate limits, availability, or cost controls may affect AI recommendation responsiveness. Mitigation: Implement request optimization, response handling, usage monitoring, retry management, and administrative controls for AI-assisted proposal generation.</w:t>
       </w:r>
     </w:p>
     <w:p>
@@ -1158,7 +1164,7 @@
         <w:pStyle w:val="ListBullet"/>
       </w:pPr>
       <w:r>
-        <w:t>Risk: Real-time collaboration features may require additional refinement if chat volume, notification expectations, or auditability requirements increase. Mitigation: Deliver a focused collaboration capability for the Proof of Concept and document scalability enhancements for future production hardening.</w:t>
+        <w:t>Risk: Real-time collaboration requirements may require additional refinement if chat retention, notifications, or auditability expectations expand. Mitigation: Prioritize core collaboration workflows first and document advanced communication controls as future enhancements if they exceed the approved scope.</w:t>
       </w:r>
     </w:p>
     <w:p>
@@ -1166,7 +1172,7 @@
         <w:pStyle w:val="ListBullet"/>
       </w:pPr>
       <w:r>
-        <w:t>Risk: Data quality issues in resource profiles may reduce the reliability of automated allocation recommendations. Mitigation: Validate resource data fields early, define required attributes, and allow authorized users to review and adjust recommendations before proposal finalization.</w:t>
+        <w:t>Risk: Data quality issues in submitted client requirements may lead to incomplete or inaccurate proposal recommendations. Mitigation: Apply structured input forms, validation rules, mandatory fields, clarification workflows, and administrator review before final proposal approval.</w:t>
       </w:r>
     </w:p>
     <w:p>
@@ -1174,15 +1180,7 @@
         <w:pStyle w:val="ListBullet"/>
       </w:pPr>
       <w:r>
-        <w:t>Risk: Testing delays may occur if stakeholders are unavailable for user acceptance testing during the final phase. Mitigation: Agree on a testing calendar at project initiation and provide structured test scripts to accelerate stakeholder validation.</w:t>
-      </w:r>
-    </w:p>
-    <w:p>
-      <w:pPr>
-        <w:pStyle w:val="ListBullet"/>
-      </w:pPr>
-      <w:r>
-        <w:t>Risk: Security or deployment approvals may take longer than planned due to client governance processes. Mitigation: Identify approval requirements during Phase 1 and prepare the required technical documentation, access model, and deployment readiness evidence in advance.</w:t>
+        <w:t>Risk: Deployment readiness may be delayed if hosting, security, or environment approvals are not completed on time. Mitigation: Confirm deployment responsibilities early, prepare environment requirements in advance, and conduct readiness reviews before the final project month.</w:t>
       </w:r>
     </w:p>
     <w:p>
@@ -1337,6 +1335,56 @@
           </w:tcPr>
           <w:p>
             <w:r>
+              <w:t>Serya Mallick</w:t>
+            </w:r>
+          </w:p>
+        </w:tc>
+        <w:tc>
+          <w:tcPr>
+            <w:tcW w:type="dxa" w:w="3120"/>
+            <w:tcMar>
+              <w:top w:w="100" w:type="dxa"/>
+              <w:bottom w:w="100" w:type="dxa"/>
+              <w:left w:w="150" w:type="dxa"/>
+              <w:right w:w="150" w:type="dxa"/>
+            </w:tcMar>
+          </w:tcPr>
+          <w:p>
+            <w:r>
+              <w:t>Backend Developer</w:t>
+            </w:r>
+          </w:p>
+        </w:tc>
+        <w:tc>
+          <w:tcPr>
+            <w:tcW w:type="dxa" w:w="3120"/>
+            <w:tcMar>
+              <w:top w:w="100" w:type="dxa"/>
+              <w:bottom w:w="100" w:type="dxa"/>
+              <w:left w:w="150" w:type="dxa"/>
+              <w:right w:w="150" w:type="dxa"/>
+            </w:tcMar>
+          </w:tcPr>
+          <w:p>
+            <w:r>
+              <w:t>321 Hours</w:t>
+            </w:r>
+          </w:p>
+        </w:tc>
+      </w:tr>
+      <w:tr>
+        <w:tc>
+          <w:tcPr>
+            <w:tcW w:type="dxa" w:w="3120"/>
+            <w:tcMar>
+              <w:top w:w="100" w:type="dxa"/>
+              <w:bottom w:w="100" w:type="dxa"/>
+              <w:left w:w="150" w:type="dxa"/>
+              <w:right w:w="150" w:type="dxa"/>
+            </w:tcMar>
+          </w:tcPr>
+          <w:p>
+            <w:r>
               <w:t>Nahid Sinha</w:t>
             </w:r>
           </w:p>
@@ -1370,56 +1418,6 @@
           <w:p>
             <w:r>
               <w:t>128 Hours</w:t>
-            </w:r>
-          </w:p>
-        </w:tc>
-      </w:tr>
-      <w:tr>
-        <w:tc>
-          <w:tcPr>
-            <w:tcW w:type="dxa" w:w="3120"/>
-            <w:tcMar>
-              <w:top w:w="100" w:type="dxa"/>
-              <w:bottom w:w="100" w:type="dxa"/>
-              <w:left w:w="150" w:type="dxa"/>
-              <w:right w:w="150" w:type="dxa"/>
-            </w:tcMar>
-          </w:tcPr>
-          <w:p>
-            <w:r>
-              <w:t>Serya Mallick</w:t>
-            </w:r>
-          </w:p>
-        </w:tc>
-        <w:tc>
-          <w:tcPr>
-            <w:tcW w:type="dxa" w:w="3120"/>
-            <w:tcMar>
-              <w:top w:w="100" w:type="dxa"/>
-              <w:bottom w:w="100" w:type="dxa"/>
-              <w:left w:w="150" w:type="dxa"/>
-              <w:right w:w="150" w:type="dxa"/>
-            </w:tcMar>
-          </w:tcPr>
-          <w:p>
-            <w:r>
-              <w:t>Backend Developer</w:t>
-            </w:r>
-          </w:p>
-        </w:tc>
-        <w:tc>
-          <w:tcPr>
-            <w:tcW w:type="dxa" w:w="3120"/>
-            <w:tcMar>
-              <w:top w:w="100" w:type="dxa"/>
-              <w:bottom w:w="100" w:type="dxa"/>
-              <w:left w:w="150" w:type="dxa"/>
-              <w:right w:w="150" w:type="dxa"/>
-            </w:tcMar>
-          </w:tcPr>
-          <w:p>
-            <w:r>
-              <w:t>321 Hours</w:t>
             </w:r>
           </w:p>
         </w:tc>
